--- a/docx/How to Run the System (Local Development) - Morise Holdings Limited.docx
+++ b/docx/How to Run the System (Local Development) - Morise Holdings Limited.docx
@@ -916,6 +916,77 @@
         <w:t>Backend starts but every API call 401s: the demo accounts only exist after prisma db seed has been run against the current database — re-run it (Section 4); it is idempotent and safe to run again.</w:t>
       </w:r>
     </w:p>
+    <w:p>
+      <w:pPr>
+        <w:pStyle w:val="Heading2"/>
+      </w:pPr>
+      <w:r>
+        <w:t>10. Running it fully dockerized (9 September 2026)</w:t>
+      </w:r>
+    </w:p>
+    <w:p>
+      <w:pPr>
+        <w:pStyle w:val="BodyText"/>
+      </w:pPr>
+      <w:r>
+        <w:t>As an alternative to Sections 3-6 above, the backend, the Admin app and the Customer Storefront are each containerized too, alongside the Postgres/Redis containers this document already uses. One command builds and brings up all five:</w:t>
+      </w:r>
+    </w:p>
+    <w:p>
+      <w:pPr>
+        <w:pStyle w:val="BodyText"/>
+      </w:pPr>
+      <w:r>
+        <w:rPr>
+          <w:rFonts w:ascii="Courier New" w:hAnsi="Courier New"/>
+          <w:sz w:val="20"/>
+        </w:rPr>
+        <w:t>cd /home/obeke-vicent/Desktop/BDS/Morise/mbms</w:t>
+        <w:br/>
+        <w:t>docker compose up -d --build</w:t>
+        <w:br/>
+        <w:t># postgres    localhost:5442</w:t>
+        <w:br/>
+        <w:t># redis       localhost:6390</w:t>
+        <w:br/>
+        <w:t># backend     http://localhost:3001/api/v1  (Swagger at /api/v1/docs)</w:t>
+        <w:br/>
+        <w:t># frontend    http://localhost:5173         (the Admin app)</w:t>
+        <w:br/>
+        <w:t># storefront  http://localhost:5174         (the Customer Storefront)</w:t>
+        <w:br/>
+        <w:br/>
+        <w:t># First run only (or after a schema change) — apply migrations and</w:t>
+        <w:br/>
+        <w:t># seed demo data from the host, against the same Postgres the stack uses:</w:t>
+        <w:br/>
+        <w:t>cd backend &amp;&amp; npx prisma migrate deploy &amp;&amp; npx prisma db seed</w:t>
+      </w:r>
+    </w:p>
+    <w:p>
+      <w:pPr>
+        <w:pStyle w:val="BodyText"/>
+      </w:pPr>
+      <w:r>
+        <w:t>backend/Dockerfile builds on node:20-bookworm-slim (not Alpine) for both its build and runtime stages — Prisma's query-engine binary is glibc-linked, and mixing an Alpine (musl-libc) build stage with a glibc runtime, or vice versa, is a common source of a "Query Engine could not be found" failure at container start that never shows up locally. Both stages also install openssl and ca-certificates explicitly, Prisma's own documented fix for a libssl-detection warning on the bare -slim image. The runtime stage copies over only the compiled dist/ output, the already-generated Prisma Client, and production node_modules (npm ci --omit=dev) — it does not include the prisma CLI or ts-node, so migrations and seeding are still run from the host exactly as they always have been in this project, against the same containerized Postgres.</w:t>
+      </w:r>
+    </w:p>
+    <w:p>
+      <w:pPr>
+        <w:pStyle w:val="BodyText"/>
+      </w:pPr>
+      <w:r>
+        <w:t>frontend/Dockerfile and storefront/Dockerfile follow the same two-stage pattern on node:20-alpine (build) and nginx:1.27-alpine (runtime): npm run build produces a static Vite bundle, and the bundled nginx.conf reverse-proxies /api/* to the backend container by its Compose service name — the same relationship vite.config.js's dev-server proxy gives the app locally, so no code change and no CORS configuration are needed either way. A try_files fallback to index.html handles client-side routing so a deep link or a page reload on a route like /companies still resolves.</w:t>
+      </w:r>
+    </w:p>
+    <w:p>
+      <w:pPr>
+        <w:pStyle w:val="BodyText"/>
+      </w:pPr>
+      <w:r>
+        <w:t>Verified end to end: all three images build clean; docker compose up brings up all five containers, with backend waiting on postgres's Compose healthcheck before starting; existing seeded data survives a container recreate because it lives in the mbms_pg_data named volume, not in the container itself; a login and page load through each of frontend and storefront succeeds with the request round-tripping through nginx to the backend container and back, with zero browser console errors on either app.</w:t>
+      </w:r>
+    </w:p>
     <w:sectPr>
       <w:pgSz w:w="12240" w:h="15840"/>
       <w:pgMar w:top="1440" w:right="1800" w:bottom="1440" w:left="1800" w:header="720" w:footer="720" w:gutter="0"/>
